--- a/sharepoint-html-kit/appreciation/4-HISTORIQUE-DES-VERSIONS.docx
+++ b/sharepoint-html-kit/appreciation/4-HISTORIQUE-DES-VERSIONS.docx
@@ -77,7 +77,7 @@
                 <w:bCs/>
                 <w:b/>
               </w:rPr>
-              <w:t xml:space="preserve">3.6</w:t>
+              <w:t xml:space="preserve">3.7</w:t>
             </w:r>
           </w:p>
         </w:tc>
@@ -105,10 +105,51 @@
                 <w:bCs/>
                 <w:b/>
               </w:rPr>
-              <w:t xml:space="preserve">« Qui êtes-vous ? » d’abord</w:t>
-            </w:r>
-            <w:r>
-              <w:t xml:space="preserve">, puis le type de poste (écran de départ et barre de gauche)</w:t>
+              <w:t xml:space="preserve">Seule la personne en appréciation choisit le type de poste.</w:t>
+            </w:r>
+            <w:r>
+              <w:t xml:space="preserve"> </w:t>
+            </w:r>
+            <w:r>
+              <w:t xml:space="preserve">Les gestionnaires voient « Ouvrez le dossier de la personne en appréciation » (📂 Mes dossiers, puis 📁 Charger un dossier)</w:t>
+            </w:r>
+          </w:p>
+        </w:tc>
+      </w:tr>
+      <w:tr>
+        <w:tc>
+          <w:tcPr/>
+          <w:p>
+            <w:pPr>
+              <w:pStyle w:val="Compact"/>
+              <w:jc w:val="left"/>
+            </w:pPr>
+            <w:r>
+              <w:t xml:space="preserve">3.6</w:t>
+            </w:r>
+          </w:p>
+        </w:tc>
+        <w:tc>
+          <w:tcPr/>
+          <w:p>
+            <w:pPr>
+              <w:pStyle w:val="Compact"/>
+              <w:jc w:val="left"/>
+            </w:pPr>
+            <w:r>
+              <w:t xml:space="preserve">19 oct. 2026</w:t>
+            </w:r>
+          </w:p>
+        </w:tc>
+        <w:tc>
+          <w:tcPr/>
+          <w:p>
+            <w:pPr>
+              <w:pStyle w:val="Compact"/>
+              <w:jc w:val="left"/>
+            </w:pPr>
+            <w:r>
+              <w:t xml:space="preserve">« Qui êtes-vous ? » d’abord, puis le type de poste (écran de départ et barre de gauche)</w:t>
             </w:r>
           </w:p>
         </w:tc>

--- a/sharepoint-html-kit/appreciation/4-HISTORIQUE-DES-VERSIONS.docx
+++ b/sharepoint-html-kit/appreciation/4-HISTORIQUE-DES-VERSIONS.docx
@@ -77,6 +77,54 @@
                 <w:bCs/>
                 <w:b/>
               </w:rPr>
+              <w:t xml:space="preserve">3.8</w:t>
+            </w:r>
+          </w:p>
+        </w:tc>
+        <w:tc>
+          <w:tcPr/>
+          <w:p>
+            <w:pPr>
+              <w:pStyle w:val="Compact"/>
+              <w:jc w:val="left"/>
+            </w:pPr>
+            <w:r>
+              <w:t xml:space="preserve">20 oct. 2026</w:t>
+            </w:r>
+          </w:p>
+        </w:tc>
+        <w:tc>
+          <w:tcPr/>
+          <w:p>
+            <w:pPr>
+              <w:pStyle w:val="Compact"/>
+              <w:jc w:val="left"/>
+            </w:pPr>
+            <w:r>
+              <w:rPr>
+                <w:bCs/>
+                <w:b/>
+              </w:rPr>
+              <w:t xml:space="preserve">On peut tout faire dans SharePoint</w:t>
+            </w:r>
+            <w:r>
+              <w:t xml:space="preserve"> </w:t>
+            </w:r>
+            <w:r>
+              <w:t xml:space="preserve">: le dépôt se fait par copier-coller dans le champ « Contenu » du formulaire de dépôt, sans téléchargement. Bandeau et aide adaptés ; avertissement si on ferme la page avec des changements non déposés</w:t>
+            </w:r>
+          </w:p>
+        </w:tc>
+      </w:tr>
+      <w:tr>
+        <w:tc>
+          <w:tcPr/>
+          <w:p>
+            <w:pPr>
+              <w:pStyle w:val="Compact"/>
+              <w:jc w:val="left"/>
+            </w:pPr>
+            <w:r>
               <w:t xml:space="preserve">3.7</w:t>
             </w:r>
           </w:p>
